--- a/bm/QC/QC.BM-01-02 Hướng dẫn hiệu chuẩn nội bộ.docx
+++ b/bm/QC/QC.BM-01-02 Hướng dẫn hiệu chuẩn nội bộ.docx
@@ -166,7 +166,7 @@
     </w:tbl>
     <w:p>
       <w:pPr>
-        <w:spacing w:after="120" w:before="200"/>
+        <w:spacing w:after="120" w:before="200" w:line="360" w:lineRule="auto"/>
         <w:jc w:val="center"/>
       </w:pPr>
       <w:r>
@@ -184,7 +184,7 @@
     </w:p>
     <w:p>
       <w:pPr>
-        <w:spacing w:after="60" w:before="60"/>
+        <w:spacing w:after="120" w:before="60" w:line="360" w:lineRule="auto"/>
         <w:jc w:val="left"/>
       </w:pPr>
       <w:r>
@@ -209,12 +209,12 @@
           <w:sz w:val="22"/>
           <w:szCs w:val="22"/>
         </w:rPr>
-        <w:t xml:space="preserve">____________________________________________________________</w:t>
+        <w:t>............................................................</w:t>
       </w:r>
     </w:p>
     <w:p>
       <w:pPr>
-        <w:spacing w:after="60" w:before="60"/>
+        <w:spacing w:after="120" w:before="60" w:line="360" w:lineRule="auto"/>
         <w:jc w:val="left"/>
       </w:pPr>
       <w:r>
@@ -239,12 +239,12 @@
           <w:sz w:val="22"/>
           <w:szCs w:val="22"/>
         </w:rPr>
-        <w:t xml:space="preserve">____________________________________________________________</w:t>
+        <w:t>............................................................</w:t>
       </w:r>
     </w:p>
     <w:p>
       <w:pPr>
-        <w:spacing w:after="60" w:before="60"/>
+        <w:spacing w:after="120" w:before="60" w:line="360" w:lineRule="auto"/>
         <w:jc w:val="left"/>
       </w:pPr>
       <w:r>
@@ -269,12 +269,12 @@
           <w:sz w:val="22"/>
           <w:szCs w:val="22"/>
         </w:rPr>
-        <w:t xml:space="preserve">____________________________________________________________</w:t>
+        <w:t>............................................................</w:t>
       </w:r>
     </w:p>
     <w:p>
       <w:pPr>
-        <w:spacing w:after="60" w:before="60"/>
+        <w:spacing w:after="120" w:before="60" w:line="360" w:lineRule="auto"/>
         <w:jc w:val="left"/>
       </w:pPr>
       <w:r>
@@ -299,12 +299,12 @@
           <w:sz w:val="22"/>
           <w:szCs w:val="22"/>
         </w:rPr>
-        <w:t xml:space="preserve">____________________________________________________________</w:t>
+        <w:t>............................................................</w:t>
       </w:r>
     </w:p>
     <w:p>
       <w:pPr>
-        <w:spacing w:after="60" w:before="60"/>
+        <w:spacing w:after="120" w:before="60" w:line="360" w:lineRule="auto"/>
         <w:jc w:val="left"/>
       </w:pPr>
       <w:r>
@@ -329,12 +329,12 @@
           <w:sz w:val="22"/>
           <w:szCs w:val="22"/>
         </w:rPr>
-        <w:t xml:space="preserve">____________________________________________________________</w:t>
+        <w:t>............................................................</w:t>
       </w:r>
     </w:p>
     <w:p>
       <w:pPr>
-        <w:spacing w:after="60" w:before="60"/>
+        <w:spacing w:after="120" w:before="60" w:line="360" w:lineRule="auto"/>
         <w:jc w:val="left"/>
       </w:pPr>
       <w:r>
@@ -352,7 +352,7 @@
     </w:p>
     <w:p>
       <w:pPr>
-        <w:spacing w:after="60" w:before="60"/>
+        <w:spacing w:after="120" w:before="60" w:line="360" w:lineRule="auto"/>
         <w:jc w:val="left"/>
       </w:pPr>
       <w:r>
@@ -377,12 +377,12 @@
           <w:sz w:val="22"/>
           <w:szCs w:val="22"/>
         </w:rPr>
-        <w:t xml:space="preserve">____________________________________________________________</w:t>
+        <w:t>............................................................</w:t>
       </w:r>
     </w:p>
     <w:p>
       <w:pPr>
-        <w:spacing w:after="60" w:before="60"/>
+        <w:spacing w:after="120" w:before="60" w:line="360" w:lineRule="auto"/>
         <w:jc w:val="left"/>
       </w:pPr>
       <w:r>
@@ -407,7 +407,7 @@
           <w:sz w:val="22"/>
           <w:szCs w:val="22"/>
         </w:rPr>
-        <w:t xml:space="preserve">______________________________    </w:t>
+        <w:t xml:space="preserve">..............................    </w:t>
       </w:r>
       <w:r>
         <w:rPr>
@@ -431,12 +431,12 @@
           <w:sz w:val="22"/>
           <w:szCs w:val="22"/>
         </w:rPr>
-        <w:t xml:space="preserve">______________________________</w:t>
+        <w:t>..............................</w:t>
       </w:r>
     </w:p>
     <w:p>
       <w:pPr>
-        <w:spacing w:after="60" w:before="60"/>
+        <w:spacing w:after="120" w:before="60" w:line="360" w:lineRule="auto"/>
         <w:jc w:val="left"/>
       </w:pPr>
       <w:r>
@@ -1269,7 +1269,7 @@
     </w:tbl>
     <w:p>
       <w:pPr>
-        <w:spacing w:after="60" w:before="60"/>
+        <w:spacing w:after="120" w:before="60" w:line="360" w:lineRule="auto"/>
         <w:jc w:val="left"/>
       </w:pPr>
       <w:r>
@@ -1287,7 +1287,7 @@
     </w:p>
     <w:p>
       <w:pPr>
-        <w:spacing w:after="60" w:before="60"/>
+        <w:spacing w:after="120" w:before="60" w:line="360" w:lineRule="auto"/>
         <w:jc w:val="left"/>
       </w:pPr>
       <w:r>
@@ -1312,12 +1312,12 @@
           <w:sz w:val="22"/>
           <w:szCs w:val="22"/>
         </w:rPr>
-        <w:t xml:space="preserve">____________________________________________________________</w:t>
+        <w:t>............................................................</w:t>
       </w:r>
     </w:p>
     <w:p>
       <w:pPr>
-        <w:spacing w:after="60" w:before="60"/>
+        <w:spacing w:after="120" w:before="60" w:line="360" w:lineRule="auto"/>
         <w:jc w:val="left"/>
       </w:pPr>
       <w:r>
@@ -1342,12 +1342,12 @@
           <w:sz w:val="22"/>
           <w:szCs w:val="22"/>
         </w:rPr>
-        <w:t xml:space="preserve">____________________________________________________________</w:t>
+        <w:t>............................................................</w:t>
       </w:r>
     </w:p>
     <w:p>
       <w:pPr>
-        <w:spacing w:after="60" w:before="60"/>
+        <w:spacing w:after="120" w:before="60" w:line="360" w:lineRule="auto"/>
         <w:jc w:val="left"/>
       </w:pPr>
       <w:r>
@@ -1835,7 +1835,7 @@
     </w:tbl>
     <w:p>
       <w:pPr>
-        <w:spacing w:after="60" w:before="60"/>
+        <w:spacing w:after="120" w:before="60" w:line="360" w:lineRule="auto"/>
         <w:jc w:val="left"/>
       </w:pPr>
       <w:r>
